--- a/reports/BugReport.docx
+++ b/reports/BugReport.docx
@@ -1,6 +1,6 @@
 
 <file path=word/document.xml><?xml version="1.0" encoding="utf-8"?>
-<w:document xmlns:w="http://schemas.openxmlformats.org/wordprocessingml/2006/main">
+<w:document xmlns:w="http://schemas.openxmlformats.org/wordprocessingml/2006/main" xmlns:wp="http://schemas.openxmlformats.org/drawingml/2006/wordprocessingDrawing" xmlns:r="http://schemas.openxmlformats.org/officeDocument/2006/relationships">
   <w:body>
     <w:p>
       <w:pPr>
@@ -46,7 +46,7 @@
         <w:tc>
           <w:p>
             <w:r>
-              <w:t>2026-05-13T14:38:06.008138200</w:t>
+              <w:t>2026-05-14T09:48:02.846599200</w:t>
             </w:r>
           </w:p>
         </w:tc>
@@ -134,7 +134,298 @@
     </w:tbl>
     <w:p>
       <w:r>
-        <w:t>Nuk u identifikuan bugs gjatë ekzekutimit.</w:t>
+        <w:br/>
+      </w:r>
+    </w:p>
+    <w:p>
+      <w:r>
+        <w:rPr>
+          <w:b w:val="on"/>
+          <w:sz w:val="28"/>
+        </w:rPr>
+        <w:t>Bug #1</w:t>
+      </w:r>
+    </w:p>
+    <w:tbl>
+      <w:tblPr>
+        <w:tblW w:w="0" w:type="auto"/>
+        <w:tblBorders>
+          <w:top w:val="single"/>
+          <w:left w:val="single"/>
+          <w:bottom w:val="single"/>
+          <w:right w:val="single"/>
+          <w:insideH w:val="single"/>
+          <w:insideV w:val="single"/>
+        </w:tblBorders>
+      </w:tblPr>
+      <w:tr>
+        <w:tc>
+          <w:p>
+            <w:r>
+              <w:t>Test Case</w:t>
+            </w:r>
+          </w:p>
+        </w:tc>
+        <w:tc>
+          <w:p>
+            <w:r>
+              <w:t>TC_REGISTER_006</w:t>
+            </w:r>
+          </w:p>
+        </w:tc>
+      </w:tr>
+      <w:tr>
+        <w:tc>
+          <w:p>
+            <w:r>
+              <w:t>Step</w:t>
+            </w:r>
+          </w:p>
+        </w:tc>
+        <w:tc>
+          <w:p>
+            <w:r>
+              <w:t>Validate register error message</w:t>
+            </w:r>
+          </w:p>
+        </w:tc>
+      </w:tr>
+      <w:tr>
+        <w:tc>
+          <w:p>
+            <w:r>
+              <w:t>Expected Result</w:t>
+            </w:r>
+          </w:p>
+        </w:tc>
+        <w:tc>
+          <w:p>
+            <w:r>
+              <w:t>gabim test</w:t>
+            </w:r>
+          </w:p>
+        </w:tc>
+      </w:tr>
+      <w:tr>
+        <w:tc>
+          <w:p>
+            <w:r>
+              <w:t>Actual Result</w:t>
+            </w:r>
+          </w:p>
+        </w:tc>
+        <w:tc>
+          <w:p>
+            <w:r>
+              <w:t>Please enter a part following '@'. 'wrong@' is incomplete.</w:t>
+            </w:r>
+          </w:p>
+        </w:tc>
+      </w:tr>
+      <w:tr>
+        <w:tc>
+          <w:p>
+            <w:r>
+              <w:t>Module</w:t>
+            </w:r>
+          </w:p>
+        </w:tc>
+        <w:tc>
+          <w:p>
+            <w:r>
+              <w:t>Register</w:t>
+            </w:r>
+          </w:p>
+        </w:tc>
+      </w:tr>
+      <w:tr>
+        <w:tc>
+          <w:p>
+            <w:r>
+              <w:t>Page</w:t>
+            </w:r>
+          </w:p>
+        </w:tc>
+        <w:tc>
+          <w:p>
+            <w:r>
+              <w:t>Signup</w:t>
+            </w:r>
+          </w:p>
+        </w:tc>
+      </w:tr>
+      <w:tr>
+        <w:tc>
+          <w:p>
+            <w:r>
+              <w:t>Severity</w:t>
+            </w:r>
+          </w:p>
+        </w:tc>
+        <w:tc>
+          <w:p>
+            <w:r>
+              <w:t>MEDIUM</w:t>
+            </w:r>
+          </w:p>
+        </w:tc>
+      </w:tr>
+      <w:tr>
+        <w:tc>
+          <w:p>
+            <w:r>
+              <w:t>Priority</w:t>
+            </w:r>
+          </w:p>
+        </w:tc>
+        <w:tc>
+          <w:p>
+            <w:r>
+              <w:t>LOW</w:t>
+            </w:r>
+          </w:p>
+        </w:tc>
+      </w:tr>
+      <w:tr>
+        <w:tc>
+          <w:p>
+            <w:r>
+              <w:t>Bug Type</w:t>
+            </w:r>
+          </w:p>
+        </w:tc>
+        <w:tc>
+          <w:p>
+            <w:r>
+              <w:t>Validation Message Mismatch</w:t>
+            </w:r>
+          </w:p>
+        </w:tc>
+      </w:tr>
+      <w:tr>
+        <w:tc>
+          <w:p>
+            <w:r>
+              <w:t>Page URL</w:t>
+            </w:r>
+          </w:p>
+        </w:tc>
+        <w:tc>
+          <w:p>
+            <w:r>
+              <w:t>https://thedummysite.com/signup</w:t>
+            </w:r>
+          </w:p>
+        </w:tc>
+      </w:tr>
+      <w:tr>
+        <w:tc>
+          <w:p>
+            <w:r>
+              <w:t>Browser</w:t>
+            </w:r>
+          </w:p>
+        </w:tc>
+        <w:tc>
+          <w:p>
+            <w:r>
+              <w:t>chrome</w:t>
+            </w:r>
+          </w:p>
+        </w:tc>
+      </w:tr>
+      <w:tr>
+        <w:tc>
+          <w:p>
+            <w:r>
+              <w:t>Browser Version</w:t>
+            </w:r>
+          </w:p>
+        </w:tc>
+        <w:tc>
+          <w:p>
+            <w:r>
+              <w:t>147.0.7727.138</w:t>
+            </w:r>
+          </w:p>
+        </w:tc>
+      </w:tr>
+      <w:tr>
+        <w:tc>
+          <w:p>
+            <w:r>
+              <w:t>Screenshot Path</w:t>
+            </w:r>
+          </w:p>
+        </w:tc>
+        <w:tc>
+          <w:p>
+            <w:r>
+              <w:t>reports/screenshots/TC_REGISTER_006_Validate_register_error_message.png</w:t>
+            </w:r>
+          </w:p>
+        </w:tc>
+      </w:tr>
+      <w:tr>
+        <w:tc>
+          <w:p>
+            <w:r>
+              <w:t>Status</w:t>
+            </w:r>
+          </w:p>
+        </w:tc>
+        <w:tc>
+          <w:p>
+            <w:r>
+              <w:t>Open</w:t>
+            </w:r>
+          </w:p>
+        </w:tc>
+      </w:tr>
+    </w:tbl>
+    <w:p>
+      <w:r>
+        <w:rPr>
+          <w:b w:val="on"/>
+        </w:rPr>
+        <w:t>Screenshot Evidence:</w:t>
+      </w:r>
+    </w:p>
+    <w:p>
+      <w:r>
+        <w:drawing>
+          <wp:inline distT="0" distR="0" distB="0" distL="0">
+            <wp:extent cx="6350000" cy="3556000"/>
+            <wp:docPr id="0" name="Drawing 0" descr="TC_REGISTER_006_Validate_register_error_message.png"/>
+            <a:graphic xmlns:a="http://schemas.openxmlformats.org/drawingml/2006/main">
+              <a:graphicData uri="http://schemas.openxmlformats.org/drawingml/2006/picture">
+                <pic:pic xmlns:pic="http://schemas.openxmlformats.org/drawingml/2006/picture">
+                  <pic:nvPicPr>
+                    <pic:cNvPr id="0" name="Picture 0" descr="TC_REGISTER_006_Validate_register_error_message.png"/>
+                    <pic:cNvPicPr>
+                      <a:picLocks noChangeAspect="true"/>
+                    </pic:cNvPicPr>
+                  </pic:nvPicPr>
+                  <pic:blipFill>
+                    <a:blip r:embed="rId2"/>
+                    <a:stretch>
+                      <a:fillRect/>
+                    </a:stretch>
+                  </pic:blipFill>
+                  <pic:spPr>
+                    <a:xfrm>
+                      <a:off x="0" y="0"/>
+                      <a:ext cx="6350000" cy="3556000"/>
+                    </a:xfrm>
+                    <a:prstGeom prst="rect">
+                      <a:avLst/>
+                    </a:prstGeom>
+                  </pic:spPr>
+                </pic:pic>
+              </a:graphicData>
+            </a:graphic>
+          </wp:inline>
+        </w:drawing>
       </w:r>
     </w:p>
   </w:body>

--- a/reports/BugReport.docx
+++ b/reports/BugReport.docx
@@ -46,7 +46,7 @@
         <w:tc>
           <w:p>
             <w:r>
-              <w:t>2026-05-14T09:48:02.846599200</w:t>
+              <w:t>2026-05-14T15:57:43.362547</w:t>
             </w:r>
           </w:p>
         </w:tc>
